--- a/public/doc-templates/Magang/seminar-mkt-ba.docx
+++ b/public/doc-templates/Magang/seminar-mkt-ba.docx
@@ -409,7 +409,7 @@
                 <w:sz w:val="24"/>
                 <w:szCs w:val="24"/>
               </w:rPr>
-              <w:t>{nama_dosen1}</w:t>
+              <w:t xml:space="preserve">{nama_pembimbing}</w:t>
             </w:r>
           </w:p>
         </w:tc>
@@ -433,7 +433,7 @@
                 <w:sz w:val="24"/>
                 <w:szCs w:val="24"/>
               </w:rPr>
-              <w:t>{nip1}</w:t>
+              <w:t xml:space="preserve">{nip_pembimbing}</w:t>
             </w:r>
           </w:p>
         </w:tc>
@@ -2026,7 +2026,7 @@
                 <w:sz w:val="24"/>
                 <w:szCs w:val="24"/>
               </w:rPr>
-              <w:t>}, {</w:t>
+              <w:t xml:space="preserve">}, {tgl_smmkt}</w:t>
             </w:r>
             <w:proofErr w:type="spellStart"/>
             <w:r>
@@ -2035,15 +2035,15 @@
                 <w:sz w:val="24"/>
                 <w:szCs w:val="24"/>
               </w:rPr>
-              <w:t>tanggal_sm</w:t>
-            </w:r>
-            <w:r>
-              <w:rPr>
-                <w:rFonts w:ascii="Times New Roman" w:eastAsia="Calibri" w:hAnsi="Times New Roman" w:cs="Times New Roman"/>
-                <w:sz w:val="24"/>
-                <w:szCs w:val="24"/>
-              </w:rPr>
-              <w:t>mkt</w:t>
+              <w:t xml:space="preserve"/>
+            </w:r>
+            <w:r>
+              <w:rPr>
+                <w:rFonts w:ascii="Times New Roman" w:eastAsia="Calibri" w:hAnsi="Times New Roman" w:cs="Times New Roman"/>
+                <w:sz w:val="24"/>
+                <w:szCs w:val="24"/>
+              </w:rPr>
+              <w:t xml:space="preserve"/>
             </w:r>
             <w:proofErr w:type="spellEnd"/>
             <w:r>
@@ -2052,7 +2052,7 @@
                 <w:sz w:val="24"/>
                 <w:szCs w:val="24"/>
               </w:rPr>
-              <w:t xml:space="preserve">} </w:t>
+              <w:t xml:space="preserve"> </w:t>
             </w:r>
           </w:p>
         </w:tc>
@@ -2620,7 +2620,7 @@
                 <w:sz w:val="24"/>
                 <w:szCs w:val="24"/>
               </w:rPr>
-              <w:t>{nama_dosen1}</w:t>
+              <w:t xml:space="preserve">{nama_pembimbing}</w:t>
             </w:r>
           </w:p>
         </w:tc>
@@ -3102,7 +3102,7 @@
           <w:sz w:val="24"/>
           <w:szCs w:val="24"/>
         </w:rPr>
-        <w:t>Semarang, {</w:t>
+        <w:t xml:space="preserve">Semarang, {tgl_smmkt}</w:t>
       </w:r>
       <w:proofErr w:type="spellStart"/>
       <w:r>
@@ -3111,15 +3111,15 @@
           <w:sz w:val="24"/>
           <w:szCs w:val="24"/>
         </w:rPr>
-        <w:t>tanggal_sm</w:t>
-      </w:r>
-      <w:r>
-        <w:rPr>
-          <w:rFonts w:ascii="Times New Roman" w:eastAsia="Calibri" w:hAnsi="Times New Roman" w:cs="Times New Roman"/>
-          <w:sz w:val="24"/>
-          <w:szCs w:val="24"/>
-        </w:rPr>
-        <w:t>mkt</w:t>
+        <w:t xml:space="preserve"/>
+      </w:r>
+      <w:r>
+        <w:rPr>
+          <w:rFonts w:ascii="Times New Roman" w:eastAsia="Calibri" w:hAnsi="Times New Roman" w:cs="Times New Roman"/>
+          <w:sz w:val="24"/>
+          <w:szCs w:val="24"/>
+        </w:rPr>
+        <w:t xml:space="preserve"/>
       </w:r>
       <w:proofErr w:type="spellEnd"/>
       <w:r>
@@ -3128,7 +3128,7 @@
           <w:sz w:val="24"/>
           <w:szCs w:val="24"/>
         </w:rPr>
-        <w:t>}</w:t>
+        <w:t xml:space="preserve"/>
       </w:r>
     </w:p>
     <w:p>
@@ -3200,7 +3200,7 @@
           <w:szCs w:val="24"/>
           <w:u w:val="single"/>
         </w:rPr>
-        <w:t>{nama_dosen1}</w:t>
+        <w:t xml:space="preserve">{nama_pembimbing}</w:t>
       </w:r>
     </w:p>
     <w:p>
@@ -3219,7 +3219,7 @@
           <w:sz w:val="24"/>
           <w:szCs w:val="24"/>
         </w:rPr>
-        <w:t>NIP. {nip1}</w:t>
+        <w:t xml:space="preserve">NIP. {nip_pembimbing}</w:t>
       </w:r>
     </w:p>
     <w:p>
@@ -3477,7 +3477,7 @@
                 <w:sz w:val="24"/>
                 <w:szCs w:val="24"/>
               </w:rPr>
-              <w:t>{nama_dosen1}</w:t>
+              <w:t xml:space="preserve">{nama_pembimbing}</w:t>
             </w:r>
           </w:p>
         </w:tc>
@@ -3559,7 +3559,7 @@
                 <w:sz w:val="24"/>
                 <w:szCs w:val="24"/>
               </w:rPr>
-              <w:t>{nip1}</w:t>
+              <w:t xml:space="preserve">{nip_pembimbing}</w:t>
             </w:r>
           </w:p>
         </w:tc>
@@ -3945,7 +3945,7 @@
                 <w:sz w:val="24"/>
                 <w:szCs w:val="24"/>
               </w:rPr>
-              <w:t>{</w:t>
+              <w:t xml:space="preserve">{tgl_smmkt}</w:t>
             </w:r>
             <w:proofErr w:type="spellStart"/>
             <w:r>
@@ -3954,15 +3954,15 @@
                 <w:sz w:val="24"/>
                 <w:szCs w:val="24"/>
               </w:rPr>
-              <w:t>tanggal_sm</w:t>
-            </w:r>
-            <w:r>
-              <w:rPr>
-                <w:rFonts w:ascii="Times New Roman" w:eastAsia="Calibri" w:hAnsi="Times New Roman" w:cs="Times New Roman"/>
-                <w:sz w:val="24"/>
-                <w:szCs w:val="24"/>
-              </w:rPr>
-              <w:t>mkt</w:t>
+              <w:t xml:space="preserve"/>
+            </w:r>
+            <w:r>
+              <w:rPr>
+                <w:rFonts w:ascii="Times New Roman" w:eastAsia="Calibri" w:hAnsi="Times New Roman" w:cs="Times New Roman"/>
+                <w:sz w:val="24"/>
+                <w:szCs w:val="24"/>
+              </w:rPr>
+              <w:t xml:space="preserve"/>
             </w:r>
             <w:proofErr w:type="spellEnd"/>
             <w:r>
@@ -3971,7 +3971,7 @@
                 <w:sz w:val="24"/>
                 <w:szCs w:val="24"/>
               </w:rPr>
-              <w:t>}</w:t>
+              <w:t xml:space="preserve"/>
             </w:r>
           </w:p>
         </w:tc>
@@ -8039,7 +8039,7 @@
           <w:szCs w:val="24"/>
           <w:u w:val="single"/>
         </w:rPr>
-        <w:t>{nama_dosen1}</w:t>
+        <w:t xml:space="preserve">{nama_pembimbing}</w:t>
       </w:r>
     </w:p>
     <w:p>
@@ -8058,15 +8058,15 @@
           <w:sz w:val="24"/>
           <w:szCs w:val="24"/>
         </w:rPr>
-        <w:t>NIP. {nip1</w:t>
-      </w:r>
-      <w:r>
-        <w:rPr>
-          <w:rFonts w:ascii="Times New Roman" w:eastAsia="Calibri" w:hAnsi="Times New Roman" w:cs="Times New Roman"/>
-          <w:sz w:val="24"/>
-          <w:szCs w:val="24"/>
-        </w:rPr>
-        <w:t>}</w:t>
+        <w:t xml:space="preserve">NIP. {nip_pembimbing}</w:t>
+      </w:r>
+      <w:r>
+        <w:rPr>
+          <w:rFonts w:ascii="Times New Roman" w:eastAsia="Calibri" w:hAnsi="Times New Roman" w:cs="Times New Roman"/>
+          <w:sz w:val="24"/>
+          <w:szCs w:val="24"/>
+        </w:rPr>
+        <w:t xml:space="preserve"/>
       </w:r>
     </w:p>
     <w:p>
@@ -8209,7 +8209,7 @@
                 <w:sz w:val="24"/>
                 <w:szCs w:val="24"/>
               </w:rPr>
-              <w:t>{nama_dosen1}</w:t>
+              <w:t xml:space="preserve">{nama_pembimbing}</w:t>
             </w:r>
           </w:p>
         </w:tc>
@@ -8291,7 +8291,7 @@
                 <w:sz w:val="24"/>
                 <w:szCs w:val="24"/>
               </w:rPr>
-              <w:t>{nip1}</w:t>
+              <w:t xml:space="preserve">{nip_pembimbing}</w:t>
             </w:r>
           </w:p>
         </w:tc>
@@ -8677,7 +8677,7 @@
                 <w:sz w:val="24"/>
                 <w:szCs w:val="24"/>
               </w:rPr>
-              <w:t>{</w:t>
+              <w:t xml:space="preserve">{tgl_smmkt}</w:t>
             </w:r>
             <w:proofErr w:type="spellStart"/>
             <w:r>
@@ -8686,15 +8686,15 @@
                 <w:sz w:val="24"/>
                 <w:szCs w:val="24"/>
               </w:rPr>
-              <w:t>tanggal_sm</w:t>
-            </w:r>
-            <w:r>
-              <w:rPr>
-                <w:rFonts w:ascii="Times New Roman" w:eastAsia="Calibri" w:hAnsi="Times New Roman" w:cs="Times New Roman"/>
-                <w:sz w:val="24"/>
-                <w:szCs w:val="24"/>
-              </w:rPr>
-              <w:t>mkt</w:t>
+              <w:t xml:space="preserve"/>
+            </w:r>
+            <w:r>
+              <w:rPr>
+                <w:rFonts w:ascii="Times New Roman" w:eastAsia="Calibri" w:hAnsi="Times New Roman" w:cs="Times New Roman"/>
+                <w:sz w:val="24"/>
+                <w:szCs w:val="24"/>
+              </w:rPr>
+              <w:t xml:space="preserve"/>
             </w:r>
             <w:proofErr w:type="spellEnd"/>
             <w:r>
@@ -8703,7 +8703,7 @@
                 <w:sz w:val="24"/>
                 <w:szCs w:val="24"/>
               </w:rPr>
-              <w:t>}</w:t>
+              <w:t xml:space="preserve"/>
             </w:r>
           </w:p>
         </w:tc>
@@ -9282,7 +9282,7 @@
           <w:sz w:val="24"/>
           <w:szCs w:val="24"/>
         </w:rPr>
-        <w:t>{nama_dosen1}</w:t>
+        <w:t xml:space="preserve">{nama_pembimbing}</w:t>
       </w:r>
     </w:p>
     <w:p>
@@ -9301,7 +9301,7 @@
           <w:sz w:val="24"/>
           <w:szCs w:val="24"/>
         </w:rPr>
-        <w:t>NIP. {nip1}</w:t>
+        <w:t xml:space="preserve">NIP. {nip_pembimbing}</w:t>
       </w:r>
     </w:p>
     <w:p>
